--- a/docs/transferai-prospection/packs-entreprises-cibles-2026-07/BNI/MiniCatalogue_BNI_2026-07-07.docx
+++ b/docs/transferai-prospection/packs-entreprises-cibles-2026-07/BNI/MiniCatalogue_BNI_2026-07-07.docx
@@ -3091,7 +3091,7 @@
           <w:bCs/>
           <w:color w:val="10263F"/>
         </w:rPr>
-        <w:t xml:space="preserve">Soulemane Konate</w:t>
+        <w:t xml:space="preserve">Casimir Kassi Beda</w:t>
       </w:r>
     </w:p>
     <w:p>
@@ -3104,7 +3104,7 @@
           <w:sz w:val="18"/>
           <w:szCs w:val="18"/>
         </w:rPr>
-        <w:t xml:space="preserve">Directeur IA &amp; Innovation</w:t>
+        <w:t xml:space="preserve">Directeur Général</w:t>
       </w:r>
     </w:p>
     <w:p>
@@ -3117,7 +3117,7 @@
           <w:bCs/>
           <w:color w:val="10263F"/>
         </w:rPr>
-        <w:t xml:space="preserve">Medard Sery</w:t>
+        <w:t xml:space="preserve">Marius Ayoro</w:t>
       </w:r>
     </w:p>
     <w:p>
@@ -3130,7 +3130,7 @@
           <w:sz w:val="18"/>
           <w:szCs w:val="18"/>
         </w:rPr>
-        <w:t xml:space="preserve">Consultant expert · Data engineering, cloud &amp; plateformes IA</w:t>
+        <w:t xml:space="preserve">Directeur Développement &amp; Partenariats</w:t>
       </w:r>
     </w:p>
     <w:sectPr>
